--- a/report/technical_note.docx
+++ b/report/technical_note.docx
@@ -15,7 +15,7 @@
         <w:pStyle w:val="Subtitle"/>
       </w:pPr>
       <w:r>
-        <w:t xml:space="preserve">Individual technical note · [YOUR NAME] · [REG NO]</w:t>
+        <w:t xml:space="preserve">Individual technical note · Ajinkya Phatak · Reg. No. 23BCE0643</w:t>
       </w:r>
     </w:p>
     <w:p>
